--- a/docs/commercial/loop-pass-b2b/word/10-CGV-SERVICES-PASS-B2B.docx
+++ b/docs/commercial/loop-pass-b2b/word/10-CGV-SERVICES-PASS-B2B.docx
@@ -161,7 +161,7 @@
         <w:rPr>
           <w:b/>
         </w:rPr>
-        <w:t>Période de transition (ex. avant immatriculation) :</w:t>
+        <w:t>Période de transition (ex. avant RCCM complet — décembre 2026) :</w:t>
       </w:r>
       <w:r/>
     </w:p>
@@ -170,7 +170,33 @@
         <w:spacing w:line="240" w:lineRule="auto"/>
       </w:pPr>
       <w:r>
-        <w:t>[NOM PRÉNOM], agissant pour le projet THE LOOP Pass, contact@theloop-app.com, +224 626 68 06 06.</w:t>
+        <w:t xml:space="preserve">[NOM PRÉNOM], agissant pour </w:t>
+      </w:r>
+      <w:r>
+        <w:rPr>
+          <w:b/>
+        </w:rPr>
+        <w:t>AELY</w:t>
+      </w:r>
+      <w:r>
+        <w:t xml:space="preserve"> et le service </w:t>
+      </w:r>
+      <w:r>
+        <w:rPr>
+          <w:b/>
+        </w:rPr>
+        <w:t>THE LOOP Pass</w:t>
+      </w:r>
+      <w:r>
+        <w:t>,</w:t>
+      </w:r>
+    </w:p>
+    <w:p>
+      <w:pPr>
+        <w:spacing w:line="240" w:lineRule="auto"/>
+      </w:pPr>
+      <w:r>
+        <w:t>https://aelygroup.com · contact@aelygroup.com · contact@theloop-app.com · +224 626 68 06 06.</w:t>
       </w:r>
     </w:p>
     <w:p>
@@ -182,7 +208,7 @@
         <w:rPr>
           <w:b/>
         </w:rPr>
-        <w:t>À compter de [date / immatriculation] :</w:t>
+        <w:t>À compter de l’immatriculation (visée janvier 2027) :</w:t>
       </w:r>
       <w:r/>
     </w:p>
@@ -190,8 +216,23 @@
       <w:pPr>
         <w:spacing w:line="240" w:lineRule="auto"/>
       </w:pPr>
+      <w:r/>
       <w:r>
-        <w:t>[RAISON SOCIALE], [forme juridique], RCCM n° […], NIF […], siège [adresse], représentée par […].</w:t>
+        <w:rPr>
+          <w:b/>
+        </w:rPr>
+        <w:t>AELY</w:t>
+      </w:r>
+      <w:r>
+        <w:t xml:space="preserve"> (ou [dénomination sociale exacte]), [forme juridique], RCCM n° […], NIF […],</w:t>
+      </w:r>
+    </w:p>
+    <w:p>
+      <w:pPr>
+        <w:spacing w:line="240" w:lineRule="auto"/>
+      </w:pPr>
+      <w:r>
+        <w:t>siège : [adresse — ex. Dixinn, Conakry], représentée par […].</w:t>
       </w:r>
     </w:p>
     <w:p/>
@@ -1276,7 +1317,15 @@
         <w:spacing w:line="240" w:lineRule="auto"/>
       </w:pPr>
       <w:r>
-        <w:t>THE LOOP Pass · contact@theloop-app.com · WhatsApp +224 626 68 06 06 · https://pass.theloop-app.com</w:t>
+        <w:t>AELY · THE LOOP Pass · https://aelygroup.com · https://pass.theloop-app.com</w:t>
+      </w:r>
+    </w:p>
+    <w:p>
+      <w:pPr>
+        <w:spacing w:line="240" w:lineRule="auto"/>
+      </w:pPr>
+      <w:r>
+        <w:t>contact@aelygroup.com · contact@theloop-app.com · WhatsApp +224 626 68 06 06</w:t>
       </w:r>
     </w:p>
     <w:p/>
